--- a/docs/limitations/TA9-Limitations-Production.docx
+++ b/docs/limitations/TA9-Limitations-Production.docx
@@ -565,7 +565,7 @@
           </w:pPr>
           <w:hyperlink w:history="1" w:anchor="_Toc9">
             <w:r>
-              <w:t xml:space="preserve">2.7 Operations and delivery (OP)</w:t>
+              <w:t xml:space="preserve">2.7 Web UI (UI)</w:t>
             </w:r>
             <w:r>
               <w:tab/>
@@ -573,6 +573,28 @@
             <w:r>
               <w:fldChar w:fldCharType="begin" w:dirty="true"/>
               <w:instrText xml:space="preserve">PAGEREF _Toc9 \h</w:instrText>
+              <w:fldChar w:fldCharType="separate"/>
+              <w:fldChar w:fldCharType="end"/>
+            </w:r>
+          </w:hyperlink>
+        </w:p>
+        <w:p>
+          <w:pPr>
+            <w:pStyle w:val="TOC2"/>
+            <w:tabs>
+              <w:tab w:val="right" w:pos="9638" w:leader="dot"/>
+            </w:tabs>
+          </w:pPr>
+          <w:hyperlink w:history="1" w:anchor="_Toc10">
+            <w:r>
+              <w:t xml:space="preserve">2.8 Operations and delivery (OP)</w:t>
+            </w:r>
+            <w:r>
+              <w:tab/>
+            </w:r>
+            <w:r>
+              <w:fldChar w:fldCharType="begin" w:dirty="true"/>
+              <w:instrText xml:space="preserve">PAGEREF _Toc10 \h</w:instrText>
               <w:fldChar w:fldCharType="separate"/>
               <w:fldChar w:fldCharType="end"/>
             </w:r>
@@ -585,31 +607,9 @@
               <w:tab w:val="right" w:pos="9638" w:leader="dot"/>
             </w:tabs>
           </w:pPr>
-          <w:hyperlink w:history="1" w:anchor="_Toc10">
+          <w:hyperlink w:history="1" w:anchor="_Toc11">
             <w:r>
               <w:t xml:space="preserve">3. Production roadmap</w:t>
-            </w:r>
-            <w:r>
-              <w:tab/>
-            </w:r>
-            <w:r>
-              <w:fldChar w:fldCharType="begin" w:dirty="true"/>
-              <w:instrText xml:space="preserve">PAGEREF _Toc10 \h</w:instrText>
-              <w:fldChar w:fldCharType="separate"/>
-              <w:fldChar w:fldCharType="end"/>
-            </w:r>
-          </w:hyperlink>
-        </w:p>
-        <w:p>
-          <w:pPr>
-            <w:pStyle w:val="TOC2"/>
-            <w:tabs>
-              <w:tab w:val="right" w:pos="9638" w:leader="dot"/>
-            </w:tabs>
-          </w:pPr>
-          <w:hyperlink w:history="1" w:anchor="_Toc11">
-            <w:r>
-              <w:t xml:space="preserve">P1 — before any production traffic</w:t>
             </w:r>
             <w:r>
               <w:tab/>
@@ -631,7 +631,7 @@
           </w:pPr>
           <w:hyperlink w:history="1" w:anchor="_Toc12">
             <w:r>
-              <w:t xml:space="preserve">P2 — scale and resilience</w:t>
+              <w:t xml:space="preserve">P1 — before any production traffic</w:t>
             </w:r>
             <w:r>
               <w:tab/>
@@ -653,7 +653,7 @@
           </w:pPr>
           <w:hyperlink w:history="1" w:anchor="_Toc13">
             <w:r>
-              <w:t xml:space="preserve">P3 — refinements</w:t>
+              <w:t xml:space="preserve">P2 — scale and resilience</w:t>
             </w:r>
             <w:r>
               <w:tab/>
@@ -668,14 +668,14 @@
         </w:p>
         <w:p>
           <w:pPr>
-            <w:pStyle w:val="TOC1"/>
+            <w:pStyle w:val="TOC2"/>
             <w:tabs>
               <w:tab w:val="right" w:pos="9638" w:leader="dot"/>
             </w:tabs>
           </w:pPr>
           <w:hyperlink w:history="1" w:anchor="_Toc14">
             <w:r>
-              <w:t xml:space="preserve">4. Why the current design makes these steps cheap</w:t>
+              <w:t xml:space="preserve">P3 — refinements</w:t>
             </w:r>
             <w:r>
               <w:tab/>
@@ -697,7 +697,7 @@
           </w:pPr>
           <w:hyperlink w:history="1" w:anchor="_Toc15">
             <w:r>
-              <w:t xml:space="preserve">5. Tests for this section</w:t>
+              <w:t xml:space="preserve">4. Why the current design makes these steps cheap</w:t>
             </w:r>
             <w:r>
               <w:tab/>
@@ -712,14 +712,14 @@
         </w:p>
         <w:p>
           <w:pPr>
-            <w:pStyle w:val="TOC2"/>
+            <w:pStyle w:val="TOC1"/>
             <w:tabs>
               <w:tab w:val="right" w:pos="9638" w:leader="dot"/>
             </w:tabs>
           </w:pPr>
           <w:hyperlink w:history="1" w:anchor="_Toc16">
             <w:r>
-              <w:t xml:space="preserve">5.1 What is verified</w:t>
+              <w:t xml:space="preserve">5. Tests for this section</w:t>
             </w:r>
             <w:r>
               <w:tab/>
@@ -741,7 +741,7 @@
           </w:pPr>
           <w:hyperlink w:history="1" w:anchor="_Toc17">
             <w:r>
-              <w:t xml:space="preserve">5.2 Automated tests</w:t>
+              <w:t xml:space="preserve">5.1 What is verified</w:t>
             </w:r>
             <w:r>
               <w:tab/>
@@ -749,6 +749,28 @@
             <w:r>
               <w:fldChar w:fldCharType="begin" w:dirty="true"/>
               <w:instrText xml:space="preserve">PAGEREF _Toc17 \h</w:instrText>
+              <w:fldChar w:fldCharType="separate"/>
+              <w:fldChar w:fldCharType="end"/>
+            </w:r>
+          </w:hyperlink>
+        </w:p>
+        <w:p>
+          <w:pPr>
+            <w:pStyle w:val="TOC2"/>
+            <w:tabs>
+              <w:tab w:val="right" w:pos="9638" w:leader="dot"/>
+            </w:tabs>
+          </w:pPr>
+          <w:hyperlink w:history="1" w:anchor="_Toc18">
+            <w:r>
+              <w:t xml:space="preserve">5.2 Automated tests</w:t>
+            </w:r>
+            <w:r>
+              <w:tab/>
+            </w:r>
+            <w:r>
+              <w:fldChar w:fldCharType="begin" w:dirty="true"/>
+              <w:instrText xml:space="preserve">PAGEREF _Toc18 \h</w:instrText>
               <w:fldChar w:fldCharType="separate"/>
               <w:fldChar w:fldCharType="end"/>
             </w:r>
@@ -787,7 +809,7 @@
         <w:rPr>
           <w:rFonts w:ascii="Calibri" w:cs="Calibri" w:eastAsia="Calibri" w:hAnsi="Calibri"/>
         </w:rPr>
-        <w:t xml:space="preserve">The system was built for a home assignment with an 8–10 hour time-box. The assignment explicitly excluded authentication, a UI, Kubernetes, message brokers and CI/CD. The design goal was therefore:</w:t>
+        <w:t xml:space="preserve">The system was built for a home assignment with an 8–10 hour time-box. The assignment listed authentication, a frontend, Kubernetes, message brokers and CI/CD as not required. A small web UI was added (D28); authentication was built and then deliberately rolled back (D29). The design goal was therefore:</w:t>
       </w:r>
     </w:p>
     <w:p>
@@ -5553,7 +5575,7 @@
                 <w:sz w:val="18"/>
                 <w:szCs w:val="18"/>
               </w:rPr>
-              <w:t xml:space="preserve">Local deployment only</w:t>
+              <w:t xml:space="preserve">Local deployment only. An API-key implementation (roles reader / operator, service identities, 32 tests) was built and rolled back, to keep the solution simple to run and review (D29)</w:t>
             </w:r>
           </w:p>
         </w:tc>
@@ -7268,7 +7290,7 @@
         <w:rPr>
           <w:rFonts w:ascii="Calibri" w:cs="Calibri" w:eastAsia="Calibri" w:hAnsi="Calibri"/>
         </w:rPr>
-        <w:t xml:space="preserve">2.7 Operations and delivery (OP)</w:t>
+        <w:t xml:space="preserve">2.7 Web UI (UI)</w:t>
       </w:r>
       <w:bookmarkEnd w:id="9"/>
     </w:p>
@@ -7470,6 +7492,1070 @@
                 <w:sz w:val="18"/>
                 <w:szCs w:val="18"/>
               </w:rPr>
+              <w:t xml:space="preserve">UI-1</w:t>
+            </w:r>
+          </w:p>
+        </w:tc>
+        <w:tc>
+          <w:tcPr>
+            <w:tcW w:type="dxa" w:w="2267"/>
+            <w:tcBorders>
+              <w:top w:val="single" w:color="BFBFBF" w:sz="4"/>
+              <w:left w:val="single" w:color="BFBFBF" w:sz="4"/>
+              <w:bottom w:val="single" w:color="BFBFBF" w:sz="4"/>
+              <w:right w:val="single" w:color="BFBFBF" w:sz="4"/>
+            </w:tcBorders>
+            <w:tcMar>
+              <w:top w:type="dxa" w:w="60"/>
+              <w:left w:type="dxa" w:w="100"/>
+              <w:bottom w:type="dxa" w:w="60"/>
+              <w:right w:type="dxa" w:w="100"/>
+            </w:tcMar>
+          </w:tcPr>
+          <w:p>
+            <w:r>
+              <w:rPr>
+                <w:rFonts w:ascii="Calibri" w:cs="Calibri" w:eastAsia="Calibri" w:hAnsi="Calibri"/>
+                <w:b/>
+                <w:bCs/>
+                <w:sz w:val="18"/>
+                <w:szCs w:val="18"/>
+              </w:rPr>
+              <w:t xml:space="preserve">Angular 17 is past its official support</w:t>
+            </w:r>
+          </w:p>
+        </w:tc>
+        <w:tc>
+          <w:tcPr>
+            <w:tcW w:type="dxa" w:w="2267"/>
+            <w:tcBorders>
+              <w:top w:val="single" w:color="BFBFBF" w:sz="4"/>
+              <w:left w:val="single" w:color="BFBFBF" w:sz="4"/>
+              <w:bottom w:val="single" w:color="BFBFBF" w:sz="4"/>
+              <w:right w:val="single" w:color="BFBFBF" w:sz="4"/>
+            </w:tcBorders>
+            <w:tcMar>
+              <w:top w:type="dxa" w:w="60"/>
+              <w:left w:type="dxa" w:w="100"/>
+              <w:bottom w:type="dxa" w:w="60"/>
+              <w:right w:type="dxa" w:w="100"/>
+            </w:tcMar>
+          </w:tcPr>
+          <w:p>
+            <w:r>
+              <w:rPr>
+                <w:rFonts w:ascii="Calibri" w:cs="Calibri" w:eastAsia="Calibri" w:hAnsi="Calibri"/>
+                <w:sz w:val="18"/>
+                <w:szCs w:val="18"/>
+              </w:rPr>
+              <w:t xml:space="preserve">No more security fixes from the Angular team</w:t>
+            </w:r>
+          </w:p>
+        </w:tc>
+        <w:tc>
+          <w:tcPr>
+            <w:tcW w:type="dxa" w:w="2267"/>
+            <w:tcBorders>
+              <w:top w:val="single" w:color="BFBFBF" w:sz="4"/>
+              <w:left w:val="single" w:color="BFBFBF" w:sz="4"/>
+              <w:bottom w:val="single" w:color="BFBFBF" w:sz="4"/>
+              <w:right w:val="single" w:color="BFBFBF" w:sz="4"/>
+            </w:tcBorders>
+            <w:tcMar>
+              <w:top w:type="dxa" w:w="60"/>
+              <w:left w:type="dxa" w:w="100"/>
+              <w:bottom w:type="dxa" w:w="60"/>
+              <w:right w:type="dxa" w:w="100"/>
+            </w:tcMar>
+          </w:tcPr>
+          <w:p>
+            <w:r>
+              <w:rPr>
+                <w:rFonts w:ascii="Calibri" w:cs="Calibri" w:eastAsia="Calibri" w:hAnsi="Calibri"/>
+                <w:sz w:val="18"/>
+                <w:szCs w:val="18"/>
+              </w:rPr>
+              <w:t xml:space="preserve">Small app, few dependencies, no UI library</w:t>
+            </w:r>
+          </w:p>
+        </w:tc>
+        <w:tc>
+          <w:tcPr>
+            <w:tcW w:type="dxa" w:w="2271"/>
+            <w:tcBorders>
+              <w:top w:val="single" w:color="BFBFBF" w:sz="4"/>
+              <w:left w:val="single" w:color="BFBFBF" w:sz="4"/>
+              <w:bottom w:val="single" w:color="BFBFBF" w:sz="4"/>
+              <w:right w:val="single" w:color="BFBFBF" w:sz="4"/>
+            </w:tcBorders>
+            <w:tcMar>
+              <w:top w:type="dxa" w:w="60"/>
+              <w:left w:type="dxa" w:w="100"/>
+              <w:bottom w:type="dxa" w:w="60"/>
+              <w:right w:type="dxa" w:w="100"/>
+            </w:tcMar>
+          </w:tcPr>
+          <w:p>
+            <w:r>
+              <w:rPr>
+                <w:rFonts w:ascii="Calibri" w:cs="Calibri" w:eastAsia="Calibri" w:hAnsi="Calibri"/>
+                <w:sz w:val="18"/>
+                <w:szCs w:val="18"/>
+              </w:rPr>
+              <w:t xml:space="preserve">Upgrade to the current Angular (mostly mechanical: same standalone + signals style)</w:t>
+            </w:r>
+          </w:p>
+        </w:tc>
+      </w:tr>
+      <w:tr>
+        <w:tc>
+          <w:tcPr>
+            <w:tcW w:type="dxa" w:w="566"/>
+            <w:tcBorders>
+              <w:top w:val="single" w:color="BFBFBF" w:sz="4"/>
+              <w:left w:val="single" w:color="BFBFBF" w:sz="4"/>
+              <w:bottom w:val="single" w:color="BFBFBF" w:sz="4"/>
+              <w:right w:val="single" w:color="BFBFBF" w:sz="4"/>
+            </w:tcBorders>
+            <w:tcMar>
+              <w:top w:type="dxa" w:w="60"/>
+              <w:left w:type="dxa" w:w="100"/>
+              <w:bottom w:type="dxa" w:w="60"/>
+              <w:right w:type="dxa" w:w="100"/>
+            </w:tcMar>
+          </w:tcPr>
+          <w:p>
+            <w:r>
+              <w:rPr>
+                <w:rFonts w:ascii="Calibri" w:cs="Calibri" w:eastAsia="Calibri" w:hAnsi="Calibri"/>
+                <w:sz w:val="18"/>
+                <w:szCs w:val="18"/>
+              </w:rPr>
+              <w:t xml:space="preserve">UI-2</w:t>
+            </w:r>
+          </w:p>
+        </w:tc>
+        <w:tc>
+          <w:tcPr>
+            <w:tcW w:type="dxa" w:w="2267"/>
+            <w:tcBorders>
+              <w:top w:val="single" w:color="BFBFBF" w:sz="4"/>
+              <w:left w:val="single" w:color="BFBFBF" w:sz="4"/>
+              <w:bottom w:val="single" w:color="BFBFBF" w:sz="4"/>
+              <w:right w:val="single" w:color="BFBFBF" w:sz="4"/>
+            </w:tcBorders>
+            <w:tcMar>
+              <w:top w:type="dxa" w:w="60"/>
+              <w:left w:type="dxa" w:w="100"/>
+              <w:bottom w:type="dxa" w:w="60"/>
+              <w:right w:type="dxa" w:w="100"/>
+            </w:tcMar>
+          </w:tcPr>
+          <w:p>
+            <w:r>
+              <w:rPr>
+                <w:rFonts w:ascii="Calibri" w:cs="Calibri" w:eastAsia="Calibri" w:hAnsi="Calibri"/>
+                <w:b/>
+                <w:bCs/>
+                <w:sz w:val="18"/>
+                <w:szCs w:val="18"/>
+              </w:rPr>
+              <w:t xml:space="preserve">No browser end-to-end tests</w:t>
+            </w:r>
+          </w:p>
+        </w:tc>
+        <w:tc>
+          <w:tcPr>
+            <w:tcW w:type="dxa" w:w="2267"/>
+            <w:tcBorders>
+              <w:top w:val="single" w:color="BFBFBF" w:sz="4"/>
+              <w:left w:val="single" w:color="BFBFBF" w:sz="4"/>
+              <w:bottom w:val="single" w:color="BFBFBF" w:sz="4"/>
+              <w:right w:val="single" w:color="BFBFBF" w:sz="4"/>
+            </w:tcBorders>
+            <w:tcMar>
+              <w:top w:type="dxa" w:w="60"/>
+              <w:left w:type="dxa" w:w="100"/>
+              <w:bottom w:type="dxa" w:w="60"/>
+              <w:right w:type="dxa" w:w="100"/>
+            </w:tcMar>
+          </w:tcPr>
+          <w:p>
+            <w:r>
+              <w:rPr>
+                <w:rFonts w:ascii="Calibri" w:cs="Calibri" w:eastAsia="Calibri" w:hAnsi="Calibri"/>
+                <w:sz w:val="18"/>
+                <w:szCs w:val="18"/>
+              </w:rPr>
+              <w:t xml:space="preserve">A broken screen against the real API would be found only manually</w:t>
+            </w:r>
+          </w:p>
+        </w:tc>
+        <w:tc>
+          <w:tcPr>
+            <w:tcW w:type="dxa" w:w="2267"/>
+            <w:tcBorders>
+              <w:top w:val="single" w:color="BFBFBF" w:sz="4"/>
+              <w:left w:val="single" w:color="BFBFBF" w:sz="4"/>
+              <w:bottom w:val="single" w:color="BFBFBF" w:sz="4"/>
+              <w:right w:val="single" w:color="BFBFBF" w:sz="4"/>
+            </w:tcBorders>
+            <w:tcMar>
+              <w:top w:type="dxa" w:w="60"/>
+              <w:left w:type="dxa" w:w="100"/>
+              <w:bottom w:type="dxa" w:w="60"/>
+              <w:right w:type="dxa" w:w="100"/>
+            </w:tcMar>
+          </w:tcPr>
+          <w:p>
+            <w:r>
+              <w:rPr>
+                <w:rFonts w:ascii="Calibri" w:cs="Calibri" w:eastAsia="Calibri" w:hAnsi="Calibri"/>
+                <w:sz w:val="18"/>
+                <w:szCs w:val="18"/>
+              </w:rPr>
+              <w:t xml:space="preserve">21 component tests (API client, screens, validation); manual walkthrough MT-12</w:t>
+            </w:r>
+          </w:p>
+        </w:tc>
+        <w:tc>
+          <w:tcPr>
+            <w:tcW w:type="dxa" w:w="2271"/>
+            <w:tcBorders>
+              <w:top w:val="single" w:color="BFBFBF" w:sz="4"/>
+              <w:left w:val="single" w:color="BFBFBF" w:sz="4"/>
+              <w:bottom w:val="single" w:color="BFBFBF" w:sz="4"/>
+              <w:right w:val="single" w:color="BFBFBF" w:sz="4"/>
+            </w:tcBorders>
+            <w:tcMar>
+              <w:top w:type="dxa" w:w="60"/>
+              <w:left w:type="dxa" w:w="100"/>
+              <w:bottom w:type="dxa" w:w="60"/>
+              <w:right w:type="dxa" w:w="100"/>
+            </w:tcMar>
+          </w:tcPr>
+          <w:p>
+            <w:r>
+              <w:rPr>
+                <w:rFonts w:ascii="Calibri" w:cs="Calibri" w:eastAsia="Calibri" w:hAnsi="Calibri"/>
+                <w:sz w:val="18"/>
+                <w:szCs w:val="18"/>
+              </w:rPr>
+              <w:t xml:space="preserve">Playwright tests against the Docker stack in CI</w:t>
+            </w:r>
+          </w:p>
+        </w:tc>
+      </w:tr>
+      <w:tr>
+        <w:tc>
+          <w:tcPr>
+            <w:tcW w:type="dxa" w:w="566"/>
+            <w:tcBorders>
+              <w:top w:val="single" w:color="BFBFBF" w:sz="4"/>
+              <w:left w:val="single" w:color="BFBFBF" w:sz="4"/>
+              <w:bottom w:val="single" w:color="BFBFBF" w:sz="4"/>
+              <w:right w:val="single" w:color="BFBFBF" w:sz="4"/>
+            </w:tcBorders>
+            <w:tcMar>
+              <w:top w:type="dxa" w:w="60"/>
+              <w:left w:type="dxa" w:w="100"/>
+              <w:bottom w:type="dxa" w:w="60"/>
+              <w:right w:type="dxa" w:w="100"/>
+            </w:tcMar>
+          </w:tcPr>
+          <w:p>
+            <w:r>
+              <w:rPr>
+                <w:rFonts w:ascii="Calibri" w:cs="Calibri" w:eastAsia="Calibri" w:hAnsi="Calibri"/>
+                <w:sz w:val="18"/>
+                <w:szCs w:val="18"/>
+              </w:rPr>
+              <w:t xml:space="preserve">UI-3</w:t>
+            </w:r>
+          </w:p>
+        </w:tc>
+        <w:tc>
+          <w:tcPr>
+            <w:tcW w:type="dxa" w:w="2267"/>
+            <w:tcBorders>
+              <w:top w:val="single" w:color="BFBFBF" w:sz="4"/>
+              <w:left w:val="single" w:color="BFBFBF" w:sz="4"/>
+              <w:bottom w:val="single" w:color="BFBFBF" w:sz="4"/>
+              <w:right w:val="single" w:color="BFBFBF" w:sz="4"/>
+            </w:tcBorders>
+            <w:tcMar>
+              <w:top w:type="dxa" w:w="60"/>
+              <w:left w:type="dxa" w:w="100"/>
+              <w:bottom w:type="dxa" w:w="60"/>
+              <w:right w:type="dxa" w:w="100"/>
+            </w:tcMar>
+          </w:tcPr>
+          <w:p>
+            <w:r>
+              <w:rPr>
+                <w:rFonts w:ascii="Calibri" w:cs="Calibri" w:eastAsia="Calibri" w:hAnsi="Calibri"/>
+                <w:b/>
+                <w:bCs/>
+                <w:sz w:val="18"/>
+                <w:szCs w:val="18"/>
+              </w:rPr>
+              <w:t xml:space="preserve">Committed build output (</w:t>
+            </w:r>
+            <w:r>
+              <w:rPr>
+                <w:rFonts w:ascii="Consolas" w:cs="Consolas" w:eastAsia="Consolas" w:hAnsi="Consolas"/>
+                <w:b/>
+                <w:bCs/>
+                <w:color w:val="5B2C6F"/>
+                <w:sz w:val="16"/>
+                <w:szCs w:val="16"/>
+              </w:rPr>
+              <w:t xml:space="preserve">ui/prebuilt</w:t>
+            </w:r>
+            <w:r>
+              <w:rPr>
+                <w:rFonts w:ascii="Calibri" w:cs="Calibri" w:eastAsia="Calibri" w:hAnsi="Calibri"/>
+                <w:b/>
+                <w:bCs/>
+                <w:sz w:val="18"/>
+                <w:szCs w:val="18"/>
+              </w:rPr>
+              <w:t xml:space="preserve">)</w:t>
+            </w:r>
+            <w:r>
+              <w:rPr>
+                <w:rFonts w:ascii="Calibri" w:cs="Calibri" w:eastAsia="Calibri" w:hAnsi="Calibri"/>
+                <w:sz w:val="18"/>
+                <w:szCs w:val="18"/>
+              </w:rPr>
+              <w:t xml:space="preserve"> for networks that block npm</w:t>
+            </w:r>
+          </w:p>
+        </w:tc>
+        <w:tc>
+          <w:tcPr>
+            <w:tcW w:type="dxa" w:w="2267"/>
+            <w:tcBorders>
+              <w:top w:val="single" w:color="BFBFBF" w:sz="4"/>
+              <w:left w:val="single" w:color="BFBFBF" w:sz="4"/>
+              <w:bottom w:val="single" w:color="BFBFBF" w:sz="4"/>
+              <w:right w:val="single" w:color="BFBFBF" w:sz="4"/>
+            </w:tcBorders>
+            <w:tcMar>
+              <w:top w:type="dxa" w:w="60"/>
+              <w:left w:type="dxa" w:w="100"/>
+              <w:bottom w:type="dxa" w:w="60"/>
+              <w:right w:type="dxa" w:w="100"/>
+            </w:tcMar>
+          </w:tcPr>
+          <w:p>
+            <w:r>
+              <w:rPr>
+                <w:rFonts w:ascii="Calibri" w:cs="Calibri" w:eastAsia="Calibri" w:hAnsi="Calibri"/>
+                <w:sz w:val="18"/>
+                <w:szCs w:val="18"/>
+              </w:rPr>
+              <w:t xml:space="preserve">It must be refreshed by hand after UI changes, or it goes stale</w:t>
+            </w:r>
+          </w:p>
+        </w:tc>
+        <w:tc>
+          <w:tcPr>
+            <w:tcW w:type="dxa" w:w="2267"/>
+            <w:tcBorders>
+              <w:top w:val="single" w:color="BFBFBF" w:sz="4"/>
+              <w:left w:val="single" w:color="BFBFBF" w:sz="4"/>
+              <w:bottom w:val="single" w:color="BFBFBF" w:sz="4"/>
+              <w:right w:val="single" w:color="BFBFBF" w:sz="4"/>
+            </w:tcBorders>
+            <w:tcMar>
+              <w:top w:type="dxa" w:w="60"/>
+              <w:left w:type="dxa" w:w="100"/>
+              <w:bottom w:type="dxa" w:w="60"/>
+              <w:right w:type="dxa" w:w="100"/>
+            </w:tcMar>
+          </w:tcPr>
+          <w:p>
+            <w:r>
+              <w:rPr>
+                <w:rFonts w:ascii="Calibri" w:cs="Calibri" w:eastAsia="Calibri" w:hAnsi="Calibri"/>
+                <w:sz w:val="18"/>
+                <w:szCs w:val="18"/>
+              </w:rPr>
+              <w:t xml:space="preserve">Only the prebuilt path uses it; the normal Docker build compiles from source</w:t>
+            </w:r>
+          </w:p>
+        </w:tc>
+        <w:tc>
+          <w:tcPr>
+            <w:tcW w:type="dxa" w:w="2271"/>
+            <w:tcBorders>
+              <w:top w:val="single" w:color="BFBFBF" w:sz="4"/>
+              <w:left w:val="single" w:color="BFBFBF" w:sz="4"/>
+              <w:bottom w:val="single" w:color="BFBFBF" w:sz="4"/>
+              <w:right w:val="single" w:color="BFBFBF" w:sz="4"/>
+            </w:tcBorders>
+            <w:tcMar>
+              <w:top w:type="dxa" w:w="60"/>
+              <w:left w:type="dxa" w:w="100"/>
+              <w:bottom w:type="dxa" w:w="60"/>
+              <w:right w:type="dxa" w:w="100"/>
+            </w:tcMar>
+          </w:tcPr>
+          <w:p>
+            <w:r>
+              <w:rPr>
+                <w:rFonts w:ascii="Calibri" w:cs="Calibri" w:eastAsia="Calibri" w:hAnsi="Calibri"/>
+                <w:sz w:val="18"/>
+                <w:szCs w:val="18"/>
+              </w:rPr>
+              <w:t xml:space="preserve">Build the UI in CI and publish the image; drop the committed build</w:t>
+            </w:r>
+          </w:p>
+        </w:tc>
+      </w:tr>
+      <w:tr>
+        <w:tc>
+          <w:tcPr>
+            <w:tcW w:type="dxa" w:w="566"/>
+            <w:tcBorders>
+              <w:top w:val="single" w:color="BFBFBF" w:sz="4"/>
+              <w:left w:val="single" w:color="BFBFBF" w:sz="4"/>
+              <w:bottom w:val="single" w:color="BFBFBF" w:sz="4"/>
+              <w:right w:val="single" w:color="BFBFBF" w:sz="4"/>
+            </w:tcBorders>
+            <w:tcMar>
+              <w:top w:type="dxa" w:w="60"/>
+              <w:left w:type="dxa" w:w="100"/>
+              <w:bottom w:type="dxa" w:w="60"/>
+              <w:right w:type="dxa" w:w="100"/>
+            </w:tcMar>
+          </w:tcPr>
+          <w:p>
+            <w:r>
+              <w:rPr>
+                <w:rFonts w:ascii="Calibri" w:cs="Calibri" w:eastAsia="Calibri" w:hAnsi="Calibri"/>
+                <w:sz w:val="18"/>
+                <w:szCs w:val="18"/>
+              </w:rPr>
+              <w:t xml:space="preserve">UI-4</w:t>
+            </w:r>
+          </w:p>
+        </w:tc>
+        <w:tc>
+          <w:tcPr>
+            <w:tcW w:type="dxa" w:w="2267"/>
+            <w:tcBorders>
+              <w:top w:val="single" w:color="BFBFBF" w:sz="4"/>
+              <w:left w:val="single" w:color="BFBFBF" w:sz="4"/>
+              <w:bottom w:val="single" w:color="BFBFBF" w:sz="4"/>
+              <w:right w:val="single" w:color="BFBFBF" w:sz="4"/>
+            </w:tcBorders>
+            <w:tcMar>
+              <w:top w:type="dxa" w:w="60"/>
+              <w:left w:type="dxa" w:w="100"/>
+              <w:bottom w:type="dxa" w:w="60"/>
+              <w:right w:type="dxa" w:w="100"/>
+            </w:tcMar>
+          </w:tcPr>
+          <w:p>
+            <w:r>
+              <w:rPr>
+                <w:rFonts w:ascii="Calibri" w:cs="Calibri" w:eastAsia="Calibri" w:hAnsi="Calibri"/>
+                <w:b/>
+                <w:bCs/>
+                <w:sz w:val="18"/>
+                <w:szCs w:val="18"/>
+              </w:rPr>
+              <w:t xml:space="preserve">Jobs list polls every 3 s</w:t>
+            </w:r>
+          </w:p>
+        </w:tc>
+        <w:tc>
+          <w:tcPr>
+            <w:tcW w:type="dxa" w:w="2267"/>
+            <w:tcBorders>
+              <w:top w:val="single" w:color="BFBFBF" w:sz="4"/>
+              <w:left w:val="single" w:color="BFBFBF" w:sz="4"/>
+              <w:bottom w:val="single" w:color="BFBFBF" w:sz="4"/>
+              <w:right w:val="single" w:color="BFBFBF" w:sz="4"/>
+            </w:tcBorders>
+            <w:tcMar>
+              <w:top w:type="dxa" w:w="60"/>
+              <w:left w:type="dxa" w:w="100"/>
+              <w:bottom w:type="dxa" w:w="60"/>
+              <w:right w:type="dxa" w:w="100"/>
+            </w:tcMar>
+          </w:tcPr>
+          <w:p>
+            <w:r>
+              <w:rPr>
+                <w:rFonts w:ascii="Calibri" w:cs="Calibri" w:eastAsia="Calibri" w:hAnsi="Calibri"/>
+                <w:sz w:val="18"/>
+                <w:szCs w:val="18"/>
+              </w:rPr>
+              <w:t xml:space="preserve">Extra requests while the page is open</w:t>
+            </w:r>
+          </w:p>
+        </w:tc>
+        <w:tc>
+          <w:tcPr>
+            <w:tcW w:type="dxa" w:w="2267"/>
+            <w:tcBorders>
+              <w:top w:val="single" w:color="BFBFBF" w:sz="4"/>
+              <w:left w:val="single" w:color="BFBFBF" w:sz="4"/>
+              <w:bottom w:val="single" w:color="BFBFBF" w:sz="4"/>
+              <w:right w:val="single" w:color="BFBFBF" w:sz="4"/>
+            </w:tcBorders>
+            <w:tcMar>
+              <w:top w:type="dxa" w:w="60"/>
+              <w:left w:type="dxa" w:w="100"/>
+              <w:bottom w:type="dxa" w:w="60"/>
+              <w:right w:type="dxa" w:w="100"/>
+            </w:tcMar>
+          </w:tcPr>
+          <w:p>
+            <w:r>
+              <w:rPr>
+                <w:rFonts w:ascii="Calibri" w:cs="Calibri" w:eastAsia="Calibri" w:hAnsi="Calibri"/>
+                <w:sz w:val="18"/>
+                <w:szCs w:val="18"/>
+              </w:rPr>
+              <w:t xml:space="preserve">Only the list polls; the details page uses SSE</w:t>
+            </w:r>
+          </w:p>
+        </w:tc>
+        <w:tc>
+          <w:tcPr>
+            <w:tcW w:type="dxa" w:w="2271"/>
+            <w:tcBorders>
+              <w:top w:val="single" w:color="BFBFBF" w:sz="4"/>
+              <w:left w:val="single" w:color="BFBFBF" w:sz="4"/>
+              <w:bottom w:val="single" w:color="BFBFBF" w:sz="4"/>
+              <w:right w:val="single" w:color="BFBFBF" w:sz="4"/>
+            </w:tcBorders>
+            <w:tcMar>
+              <w:top w:type="dxa" w:w="60"/>
+              <w:left w:type="dxa" w:w="100"/>
+              <w:bottom w:type="dxa" w:w="60"/>
+              <w:right w:type="dxa" w:w="100"/>
+            </w:tcMar>
+          </w:tcPr>
+          <w:p>
+            <w:r>
+              <w:rPr>
+                <w:rFonts w:ascii="Calibri" w:cs="Calibri" w:eastAsia="Calibri" w:hAnsi="Calibri"/>
+                <w:sz w:val="18"/>
+                <w:szCs w:val="18"/>
+              </w:rPr>
+              <w:t xml:space="preserve">A list-level SSE stream, or poll only while jobs are active</w:t>
+            </w:r>
+          </w:p>
+        </w:tc>
+      </w:tr>
+      <w:tr>
+        <w:tc>
+          <w:tcPr>
+            <w:tcW w:type="dxa" w:w="566"/>
+            <w:tcBorders>
+              <w:top w:val="single" w:color="BFBFBF" w:sz="4"/>
+              <w:left w:val="single" w:color="BFBFBF" w:sz="4"/>
+              <w:bottom w:val="single" w:color="BFBFBF" w:sz="4"/>
+              <w:right w:val="single" w:color="BFBFBF" w:sz="4"/>
+            </w:tcBorders>
+            <w:tcMar>
+              <w:top w:type="dxa" w:w="60"/>
+              <w:left w:type="dxa" w:w="100"/>
+              <w:bottom w:type="dxa" w:w="60"/>
+              <w:right w:type="dxa" w:w="100"/>
+            </w:tcMar>
+          </w:tcPr>
+          <w:p>
+            <w:r>
+              <w:rPr>
+                <w:rFonts w:ascii="Calibri" w:cs="Calibri" w:eastAsia="Calibri" w:hAnsi="Calibri"/>
+                <w:sz w:val="18"/>
+                <w:szCs w:val="18"/>
+              </w:rPr>
+              <w:t xml:space="preserve">UI-5</w:t>
+            </w:r>
+          </w:p>
+        </w:tc>
+        <w:tc>
+          <w:tcPr>
+            <w:tcW w:type="dxa" w:w="2267"/>
+            <w:tcBorders>
+              <w:top w:val="single" w:color="BFBFBF" w:sz="4"/>
+              <w:left w:val="single" w:color="BFBFBF" w:sz="4"/>
+              <w:bottom w:val="single" w:color="BFBFBF" w:sz="4"/>
+              <w:right w:val="single" w:color="BFBFBF" w:sz="4"/>
+            </w:tcBorders>
+            <w:tcMar>
+              <w:top w:type="dxa" w:w="60"/>
+              <w:left w:type="dxa" w:w="100"/>
+              <w:bottom w:type="dxa" w:w="60"/>
+              <w:right w:type="dxa" w:w="100"/>
+            </w:tcMar>
+          </w:tcPr>
+          <w:p>
+            <w:r>
+              <w:rPr>
+                <w:rFonts w:ascii="Calibri" w:cs="Calibri" w:eastAsia="Calibri" w:hAnsi="Calibri"/>
+                <w:b/>
+                <w:bCs/>
+                <w:sz w:val="18"/>
+                <w:szCs w:val="18"/>
+              </w:rPr>
+              <w:t xml:space="preserve">No login</w:t>
+            </w:r>
+            <w:r>
+              <w:rPr>
+                <w:rFonts w:ascii="Calibri" w:cs="Calibri" w:eastAsia="Calibri" w:hAnsi="Calibri"/>
+                <w:sz w:val="18"/>
+                <w:szCs w:val="18"/>
+              </w:rPr>
+              <w:t xml:space="preserve"> (follows SE-1)</w:t>
+            </w:r>
+          </w:p>
+        </w:tc>
+        <w:tc>
+          <w:tcPr>
+            <w:tcW w:type="dxa" w:w="2267"/>
+            <w:tcBorders>
+              <w:top w:val="single" w:color="BFBFBF" w:sz="4"/>
+              <w:left w:val="single" w:color="BFBFBF" w:sz="4"/>
+              <w:bottom w:val="single" w:color="BFBFBF" w:sz="4"/>
+              <w:right w:val="single" w:color="BFBFBF" w:sz="4"/>
+            </w:tcBorders>
+            <w:tcMar>
+              <w:top w:type="dxa" w:w="60"/>
+              <w:left w:type="dxa" w:w="100"/>
+              <w:bottom w:type="dxa" w:w="60"/>
+              <w:right w:type="dxa" w:w="100"/>
+            </w:tcMar>
+          </w:tcPr>
+          <w:p>
+            <w:r>
+              <w:rPr>
+                <w:rFonts w:ascii="Calibri" w:cs="Calibri" w:eastAsia="Calibri" w:hAnsi="Calibri"/>
+                <w:sz w:val="18"/>
+                <w:szCs w:val="18"/>
+              </w:rPr>
+              <w:t xml:space="preserve">Anyone who reaches port 4200 can use the console</w:t>
+            </w:r>
+          </w:p>
+        </w:tc>
+        <w:tc>
+          <w:tcPr>
+            <w:tcW w:type="dxa" w:w="2267"/>
+            <w:tcBorders>
+              <w:top w:val="single" w:color="BFBFBF" w:sz="4"/>
+              <w:left w:val="single" w:color="BFBFBF" w:sz="4"/>
+              <w:bottom w:val="single" w:color="BFBFBF" w:sz="4"/>
+              <w:right w:val="single" w:color="BFBFBF" w:sz="4"/>
+            </w:tcBorders>
+            <w:tcMar>
+              <w:top w:type="dxa" w:w="60"/>
+              <w:left w:type="dxa" w:w="100"/>
+              <w:bottom w:type="dxa" w:w="60"/>
+              <w:right w:type="dxa" w:w="100"/>
+            </w:tcMar>
+          </w:tcPr>
+          <w:p>
+            <w:r>
+              <w:rPr>
+                <w:rFonts w:ascii="Calibri" w:cs="Calibri" w:eastAsia="Calibri" w:hAnsi="Calibri"/>
+                <w:sz w:val="18"/>
+                <w:szCs w:val="18"/>
+              </w:rPr>
+              <w:t xml:space="preserve">Local deployment only</w:t>
+            </w:r>
+          </w:p>
+        </w:tc>
+        <w:tc>
+          <w:tcPr>
+            <w:tcW w:type="dxa" w:w="2271"/>
+            <w:tcBorders>
+              <w:top w:val="single" w:color="BFBFBF" w:sz="4"/>
+              <w:left w:val="single" w:color="BFBFBF" w:sz="4"/>
+              <w:bottom w:val="single" w:color="BFBFBF" w:sz="4"/>
+              <w:right w:val="single" w:color="BFBFBF" w:sz="4"/>
+            </w:tcBorders>
+            <w:tcMar>
+              <w:top w:type="dxa" w:w="60"/>
+              <w:left w:type="dxa" w:w="100"/>
+              <w:bottom w:type="dxa" w:w="60"/>
+              <w:right w:type="dxa" w:w="100"/>
+            </w:tcMar>
+          </w:tcPr>
+          <w:p>
+            <w:r>
+              <w:rPr>
+                <w:rFonts w:ascii="Calibri" w:cs="Calibri" w:eastAsia="Calibri" w:hAnsi="Calibri"/>
+                <w:sz w:val="18"/>
+                <w:szCs w:val="18"/>
+              </w:rPr>
+              <w:t xml:space="preserve">OIDC login through the API gateway</w:t>
+            </w:r>
+          </w:p>
+        </w:tc>
+      </w:tr>
+      <w:tr>
+        <w:tc>
+          <w:tcPr>
+            <w:tcW w:type="dxa" w:w="566"/>
+            <w:tcBorders>
+              <w:top w:val="single" w:color="BFBFBF" w:sz="4"/>
+              <w:left w:val="single" w:color="BFBFBF" w:sz="4"/>
+              <w:bottom w:val="single" w:color="BFBFBF" w:sz="4"/>
+              <w:right w:val="single" w:color="BFBFBF" w:sz="4"/>
+            </w:tcBorders>
+            <w:tcMar>
+              <w:top w:type="dxa" w:w="60"/>
+              <w:left w:type="dxa" w:w="100"/>
+              <w:bottom w:type="dxa" w:w="60"/>
+              <w:right w:type="dxa" w:w="100"/>
+            </w:tcMar>
+          </w:tcPr>
+          <w:p>
+            <w:r>
+              <w:rPr>
+                <w:rFonts w:ascii="Calibri" w:cs="Calibri" w:eastAsia="Calibri" w:hAnsi="Calibri"/>
+                <w:sz w:val="18"/>
+                <w:szCs w:val="18"/>
+              </w:rPr>
+              <w:t xml:space="preserve">UI-6</w:t>
+            </w:r>
+          </w:p>
+        </w:tc>
+        <w:tc>
+          <w:tcPr>
+            <w:tcW w:type="dxa" w:w="2267"/>
+            <w:tcBorders>
+              <w:top w:val="single" w:color="BFBFBF" w:sz="4"/>
+              <w:left w:val="single" w:color="BFBFBF" w:sz="4"/>
+              <w:bottom w:val="single" w:color="BFBFBF" w:sz="4"/>
+              <w:right w:val="single" w:color="BFBFBF" w:sz="4"/>
+            </w:tcBorders>
+            <w:tcMar>
+              <w:top w:type="dxa" w:w="60"/>
+              <w:left w:type="dxa" w:w="100"/>
+              <w:bottom w:type="dxa" w:w="60"/>
+              <w:right w:type="dxa" w:w="100"/>
+            </w:tcMar>
+          </w:tcPr>
+          <w:p>
+            <w:r>
+              <w:rPr>
+                <w:rFonts w:ascii="Calibri" w:cs="Calibri" w:eastAsia="Calibri" w:hAnsi="Calibri"/>
+                <w:b/>
+                <w:bCs/>
+                <w:sz w:val="18"/>
+                <w:szCs w:val="18"/>
+              </w:rPr>
+              <w:t xml:space="preserve">Large jobs are sent in one request</w:t>
+            </w:r>
+          </w:p>
+        </w:tc>
+        <w:tc>
+          <w:tcPr>
+            <w:tcW w:type="dxa" w:w="2267"/>
+            <w:tcBorders>
+              <w:top w:val="single" w:color="BFBFBF" w:sz="4"/>
+              <w:left w:val="single" w:color="BFBFBF" w:sz="4"/>
+              <w:bottom w:val="single" w:color="BFBFBF" w:sz="4"/>
+              <w:right w:val="single" w:color="BFBFBF" w:sz="4"/>
+            </w:tcBorders>
+            <w:tcMar>
+              <w:top w:type="dxa" w:w="60"/>
+              <w:left w:type="dxa" w:w="100"/>
+              <w:bottom w:type="dxa" w:w="60"/>
+              <w:right w:type="dxa" w:w="100"/>
+            </w:tcMar>
+          </w:tcPr>
+          <w:p>
+            <w:r>
+              <w:rPr>
+                <w:rFonts w:ascii="Calibri" w:cs="Calibri" w:eastAsia="Calibri" w:hAnsi="Calibri"/>
+                <w:sz w:val="18"/>
+                <w:szCs w:val="18"/>
+              </w:rPr>
+              <w:t xml:space="preserve">Up to ~10 MB from the browser in one POST</w:t>
+            </w:r>
+          </w:p>
+        </w:tc>
+        <w:tc>
+          <w:tcPr>
+            <w:tcW w:type="dxa" w:w="2267"/>
+            <w:tcBorders>
+              <w:top w:val="single" w:color="BFBFBF" w:sz="4"/>
+              <w:left w:val="single" w:color="BFBFBF" w:sz="4"/>
+              <w:bottom w:val="single" w:color="BFBFBF" w:sz="4"/>
+              <w:right w:val="single" w:color="BFBFBF" w:sz="4"/>
+            </w:tcBorders>
+            <w:tcMar>
+              <w:top w:type="dxa" w:w="60"/>
+              <w:left w:type="dxa" w:w="100"/>
+              <w:bottom w:type="dxa" w:w="60"/>
+              <w:right w:type="dxa" w:w="100"/>
+            </w:tcMar>
+          </w:tcPr>
+          <w:p>
+            <w:r>
+              <w:rPr>
+                <w:rFonts w:ascii="Calibri" w:cs="Calibri" w:eastAsia="Calibri" w:hAnsi="Calibri"/>
+                <w:sz w:val="18"/>
+                <w:szCs w:val="18"/>
+              </w:rPr>
+              <w:t xml:space="preserve">Server limits enforced and shown as clear errors</w:t>
+            </w:r>
+          </w:p>
+        </w:tc>
+        <w:tc>
+          <w:tcPr>
+            <w:tcW w:type="dxa" w:w="2271"/>
+            <w:tcBorders>
+              <w:top w:val="single" w:color="BFBFBF" w:sz="4"/>
+              <w:left w:val="single" w:color="BFBFBF" w:sz="4"/>
+              <w:bottom w:val="single" w:color="BFBFBF" w:sz="4"/>
+              <w:right w:val="single" w:color="BFBFBF" w:sz="4"/>
+            </w:tcBorders>
+            <w:tcMar>
+              <w:top w:type="dxa" w:w="60"/>
+              <w:left w:type="dxa" w:w="100"/>
+              <w:bottom w:type="dxa" w:w="60"/>
+              <w:right w:type="dxa" w:w="100"/>
+            </w:tcMar>
+          </w:tcPr>
+          <w:p>
+            <w:r>
+              <w:rPr>
+                <w:rFonts w:ascii="Calibri" w:cs="Calibri" w:eastAsia="Calibri" w:hAnsi="Calibri"/>
+                <w:sz w:val="18"/>
+                <w:szCs w:val="18"/>
+              </w:rPr>
+              <w:t xml:space="preserve">Upload documents to object storage first (API-3)</w:t>
+            </w:r>
+          </w:p>
+        </w:tc>
+      </w:tr>
+    </w:tbl>
+    <w:p>
+      <w:pPr>
+        <w:spacing w:after="120"/>
+      </w:pPr>
+    </w:p>
+    <w:p>
+      <w:pPr>
+        <w:pStyle w:val="Heading2"/>
+      </w:pPr>
+      <w:bookmarkStart w:name="_Toc10" w:id="10"/>
+      <w:r>
+        <w:rPr>
+          <w:rFonts w:ascii="Calibri" w:cs="Calibri" w:eastAsia="Calibri" w:hAnsi="Calibri"/>
+        </w:rPr>
+        <w:t xml:space="preserve">2.8 Operations and delivery (OP)</w:t>
+      </w:r>
+      <w:bookmarkEnd w:id="10"/>
+    </w:p>
+    <w:tbl>
+      <w:tblPr>
+        <w:tblW w:type="dxa" w:w="9638"/>
+        <w:tblBorders>
+          <w:top w:val="single" w:color="auto" w:sz="4"/>
+          <w:left w:val="single" w:color="auto" w:sz="4"/>
+          <w:bottom w:val="single" w:color="auto" w:sz="4"/>
+          <w:right w:val="single" w:color="auto" w:sz="4"/>
+          <w:insideH w:val="single" w:color="auto" w:sz="4"/>
+          <w:insideV w:val="single" w:color="auto" w:sz="4"/>
+        </w:tblBorders>
+      </w:tblPr>
+      <w:tblGrid>
+        <w:gridCol w:w="566"/>
+        <w:gridCol w:w="2267"/>
+        <w:gridCol w:w="2267"/>
+        <w:gridCol w:w="2267"/>
+        <w:gridCol w:w="2271"/>
+      </w:tblGrid>
+      <w:tr>
+        <w:trPr>
+          <w:tblHeader/>
+        </w:trPr>
+        <w:tc>
+          <w:tcPr>
+            <w:tcW w:type="dxa" w:w="566"/>
+            <w:tcBorders>
+              <w:top w:val="single" w:color="BFBFBF" w:sz="4"/>
+              <w:left w:val="single" w:color="BFBFBF" w:sz="4"/>
+              <w:bottom w:val="single" w:color="BFBFBF" w:sz="4"/>
+              <w:right w:val="single" w:color="BFBFBF" w:sz="4"/>
+            </w:tcBorders>
+            <w:shd w:fill="DCE6F2" w:color="auto" w:val="clear"/>
+            <w:tcMar>
+              <w:top w:type="dxa" w:w="60"/>
+              <w:left w:type="dxa" w:w="100"/>
+              <w:bottom w:type="dxa" w:w="60"/>
+              <w:right w:type="dxa" w:w="100"/>
+            </w:tcMar>
+          </w:tcPr>
+          <w:p>
+            <w:r>
+              <w:rPr>
+                <w:rFonts w:ascii="Calibri" w:cs="Calibri" w:eastAsia="Calibri" w:hAnsi="Calibri"/>
+                <w:b/>
+                <w:bCs/>
+                <w:sz w:val="18"/>
+                <w:szCs w:val="18"/>
+              </w:rPr>
+              <w:t xml:space="preserve">ID</w:t>
+            </w:r>
+          </w:p>
+        </w:tc>
+        <w:tc>
+          <w:tcPr>
+            <w:tcW w:type="dxa" w:w="2267"/>
+            <w:tcBorders>
+              <w:top w:val="single" w:color="BFBFBF" w:sz="4"/>
+              <w:left w:val="single" w:color="BFBFBF" w:sz="4"/>
+              <w:bottom w:val="single" w:color="BFBFBF" w:sz="4"/>
+              <w:right w:val="single" w:color="BFBFBF" w:sz="4"/>
+            </w:tcBorders>
+            <w:shd w:fill="DCE6F2" w:color="auto" w:val="clear"/>
+            <w:tcMar>
+              <w:top w:type="dxa" w:w="60"/>
+              <w:left w:type="dxa" w:w="100"/>
+              <w:bottom w:type="dxa" w:w="60"/>
+              <w:right w:type="dxa" w:w="100"/>
+            </w:tcMar>
+          </w:tcPr>
+          <w:p>
+            <w:r>
+              <w:rPr>
+                <w:rFonts w:ascii="Calibri" w:cs="Calibri" w:eastAsia="Calibri" w:hAnsi="Calibri"/>
+                <w:b/>
+                <w:bCs/>
+                <w:sz w:val="18"/>
+                <w:szCs w:val="18"/>
+              </w:rPr>
+              <w:t xml:space="preserve">Limitation</w:t>
+            </w:r>
+          </w:p>
+        </w:tc>
+        <w:tc>
+          <w:tcPr>
+            <w:tcW w:type="dxa" w:w="2267"/>
+            <w:tcBorders>
+              <w:top w:val="single" w:color="BFBFBF" w:sz="4"/>
+              <w:left w:val="single" w:color="BFBFBF" w:sz="4"/>
+              <w:bottom w:val="single" w:color="BFBFBF" w:sz="4"/>
+              <w:right w:val="single" w:color="BFBFBF" w:sz="4"/>
+            </w:tcBorders>
+            <w:shd w:fill="DCE6F2" w:color="auto" w:val="clear"/>
+            <w:tcMar>
+              <w:top w:type="dxa" w:w="60"/>
+              <w:left w:type="dxa" w:w="100"/>
+              <w:bottom w:type="dxa" w:w="60"/>
+              <w:right w:type="dxa" w:w="100"/>
+            </w:tcMar>
+          </w:tcPr>
+          <w:p>
+            <w:r>
+              <w:rPr>
+                <w:rFonts w:ascii="Calibri" w:cs="Calibri" w:eastAsia="Calibri" w:hAnsi="Calibri"/>
+                <w:b/>
+                <w:bCs/>
+                <w:sz w:val="18"/>
+                <w:szCs w:val="18"/>
+              </w:rPr>
+              <w:t xml:space="preserve">Impact</w:t>
+            </w:r>
+          </w:p>
+        </w:tc>
+        <w:tc>
+          <w:tcPr>
+            <w:tcW w:type="dxa" w:w="2267"/>
+            <w:tcBorders>
+              <w:top w:val="single" w:color="BFBFBF" w:sz="4"/>
+              <w:left w:val="single" w:color="BFBFBF" w:sz="4"/>
+              <w:bottom w:val="single" w:color="BFBFBF" w:sz="4"/>
+              <w:right w:val="single" w:color="BFBFBF" w:sz="4"/>
+            </w:tcBorders>
+            <w:shd w:fill="DCE6F2" w:color="auto" w:val="clear"/>
+            <w:tcMar>
+              <w:top w:type="dxa" w:w="60"/>
+              <w:left w:type="dxa" w:w="100"/>
+              <w:bottom w:type="dxa" w:w="60"/>
+              <w:right w:type="dxa" w:w="100"/>
+            </w:tcMar>
+          </w:tcPr>
+          <w:p>
+            <w:r>
+              <w:rPr>
+                <w:rFonts w:ascii="Calibri" w:cs="Calibri" w:eastAsia="Calibri" w:hAnsi="Calibri"/>
+                <w:b/>
+                <w:bCs/>
+                <w:sz w:val="18"/>
+                <w:szCs w:val="18"/>
+              </w:rPr>
+              <w:t xml:space="preserve">Mitigation today</w:t>
+            </w:r>
+          </w:p>
+        </w:tc>
+        <w:tc>
+          <w:tcPr>
+            <w:tcW w:type="dxa" w:w="2271"/>
+            <w:tcBorders>
+              <w:top w:val="single" w:color="BFBFBF" w:sz="4"/>
+              <w:left w:val="single" w:color="BFBFBF" w:sz="4"/>
+              <w:bottom w:val="single" w:color="BFBFBF" w:sz="4"/>
+              <w:right w:val="single" w:color="BFBFBF" w:sz="4"/>
+            </w:tcBorders>
+            <w:shd w:fill="DCE6F2" w:color="auto" w:val="clear"/>
+            <w:tcMar>
+              <w:top w:type="dxa" w:w="60"/>
+              <w:left w:type="dxa" w:w="100"/>
+              <w:bottom w:type="dxa" w:w="60"/>
+              <w:right w:type="dxa" w:w="100"/>
+            </w:tcMar>
+          </w:tcPr>
+          <w:p>
+            <w:r>
+              <w:rPr>
+                <w:rFonts w:ascii="Calibri" w:cs="Calibri" w:eastAsia="Calibri" w:hAnsi="Calibri"/>
+                <w:b/>
+                <w:bCs/>
+                <w:sz w:val="18"/>
+                <w:szCs w:val="18"/>
+              </w:rPr>
+              <w:t xml:space="preserve">Production improvement</w:t>
+            </w:r>
+          </w:p>
+        </w:tc>
+      </w:tr>
+      <w:tr>
+        <w:tc>
+          <w:tcPr>
+            <w:tcW w:type="dxa" w:w="566"/>
+            <w:tcBorders>
+              <w:top w:val="single" w:color="BFBFBF" w:sz="4"/>
+              <w:left w:val="single" w:color="BFBFBF" w:sz="4"/>
+              <w:bottom w:val="single" w:color="BFBFBF" w:sz="4"/>
+              <w:right w:val="single" w:color="BFBFBF" w:sz="4"/>
+            </w:tcBorders>
+            <w:tcMar>
+              <w:top w:type="dxa" w:w="60"/>
+              <w:left w:type="dxa" w:w="100"/>
+              <w:bottom w:type="dxa" w:w="60"/>
+              <w:right w:type="dxa" w:w="100"/>
+            </w:tcMar>
+          </w:tcPr>
+          <w:p>
+            <w:r>
+              <w:rPr>
+                <w:rFonts w:ascii="Calibri" w:cs="Calibri" w:eastAsia="Calibri" w:hAnsi="Calibri"/>
+                <w:sz w:val="18"/>
+                <w:szCs w:val="18"/>
+              </w:rPr>
               <w:t xml:space="preserve">OP-1</w:t>
             </w:r>
           </w:p>
@@ -8227,14 +9313,14 @@
           <w:docGrid w:linePitch="360"/>
         </w:sectPr>
       </w:pPr>
-      <w:bookmarkStart w:name="_Toc10" w:id="10"/>
+      <w:bookmarkStart w:name="_Toc11" w:id="11"/>
       <w:r>
         <w:rPr>
           <w:rFonts w:ascii="Calibri" w:cs="Calibri" w:eastAsia="Calibri" w:hAnsi="Calibri"/>
         </w:rPr>
         <w:t xml:space="preserve">3. Production roadmap</w:t>
       </w:r>
-      <w:bookmarkEnd w:id="10"/>
+      <w:bookmarkEnd w:id="11"/>
     </w:p>
     <w:p>
       <w:pPr>
@@ -8325,14 +9411,14 @@
       <w:pPr>
         <w:pStyle w:val="Heading2"/>
       </w:pPr>
-      <w:bookmarkStart w:name="_Toc11" w:id="11"/>
+      <w:bookmarkStart w:name="_Toc12" w:id="12"/>
       <w:r>
         <w:rPr>
           <w:rFonts w:ascii="Calibri" w:cs="Calibri" w:eastAsia="Calibri" w:hAnsi="Calibri"/>
         </w:rPr>
         <w:t xml:space="preserve">P1 — before any production traffic</w:t>
       </w:r>
-      <w:bookmarkEnd w:id="11"/>
+      <w:bookmarkEnd w:id="12"/>
     </w:p>
     <w:tbl>
       <w:tblPr>
@@ -8347,9 +9433,9 @@
         </w:tblBorders>
       </w:tblPr>
       <w:tblGrid>
-        <w:gridCol w:w="4015"/>
-        <w:gridCol w:w="1606"/>
-        <w:gridCol w:w="4017"/>
+        <w:gridCol w:w="3779"/>
+        <w:gridCol w:w="2078"/>
+        <w:gridCol w:w="3781"/>
       </w:tblGrid>
       <w:tr>
         <w:trPr>
@@ -8357,7 +9443,7 @@
         </w:trPr>
         <w:tc>
           <w:tcPr>
-            <w:tcW w:type="dxa" w:w="4015"/>
+            <w:tcW w:type="dxa" w:w="3779"/>
             <w:tcBorders>
               <w:top w:val="single" w:color="BFBFBF" w:sz="4"/>
               <w:left w:val="single" w:color="BFBFBF" w:sz="4"/>
@@ -8387,7 +9473,7 @@
         </w:tc>
         <w:tc>
           <w:tcPr>
-            <w:tcW w:type="dxa" w:w="1606"/>
+            <w:tcW w:type="dxa" w:w="2078"/>
             <w:tcBorders>
               <w:top w:val="single" w:color="BFBFBF" w:sz="4"/>
               <w:left w:val="single" w:color="BFBFBF" w:sz="4"/>
@@ -8417,7 +9503,7 @@
         </w:tc>
         <w:tc>
           <w:tcPr>
-            <w:tcW w:type="dxa" w:w="4017"/>
+            <w:tcW w:type="dxa" w:w="3781"/>
             <w:tcBorders>
               <w:top w:val="single" w:color="BFBFBF" w:sz="4"/>
               <w:left w:val="single" w:color="BFBFBF" w:sz="4"/>
@@ -8449,7 +9535,7 @@
       <w:tr>
         <w:tc>
           <w:tcPr>
-            <w:tcW w:type="dxa" w:w="4015"/>
+            <w:tcW w:type="dxa" w:w="3779"/>
             <w:tcBorders>
               <w:top w:val="single" w:color="BFBFBF" w:sz="4"/>
               <w:left w:val="single" w:color="BFBFBF" w:sz="4"/>
@@ -8476,55 +9562,55 @@
         </w:tc>
         <w:tc>
           <w:tcPr>
-            <w:tcW w:type="dxa" w:w="1606"/>
-            <w:tcBorders>
-              <w:top w:val="single" w:color="BFBFBF" w:sz="4"/>
-              <w:left w:val="single" w:color="BFBFBF" w:sz="4"/>
-              <w:bottom w:val="single" w:color="BFBFBF" w:sz="4"/>
-              <w:right w:val="single" w:color="BFBFBF" w:sz="4"/>
-            </w:tcBorders>
-            <w:tcMar>
-              <w:top w:type="dxa" w:w="60"/>
-              <w:left w:type="dxa" w:w="100"/>
-              <w:bottom w:type="dxa" w:w="60"/>
-              <w:right w:type="dxa" w:w="100"/>
-            </w:tcMar>
-          </w:tcPr>
-          <w:p>
-            <w:r>
-              <w:rPr>
-                <w:rFonts w:ascii="Calibri" w:cs="Calibri" w:eastAsia="Calibri" w:hAnsi="Calibri"/>
-                <w:sz w:val="18"/>
-                <w:szCs w:val="18"/>
-              </w:rPr>
-              <w:t xml:space="preserve">SE-1, SE-4, SE-5</w:t>
-            </w:r>
-          </w:p>
-        </w:tc>
-        <w:tc>
-          <w:tcPr>
-            <w:tcW w:type="dxa" w:w="4017"/>
-            <w:tcBorders>
-              <w:top w:val="single" w:color="BFBFBF" w:sz="4"/>
-              <w:left w:val="single" w:color="BFBFBF" w:sz="4"/>
-              <w:bottom w:val="single" w:color="BFBFBF" w:sz="4"/>
-              <w:right w:val="single" w:color="BFBFBF" w:sz="4"/>
-            </w:tcBorders>
-            <w:tcMar>
-              <w:top w:type="dxa" w:w="60"/>
-              <w:left w:type="dxa" w:w="100"/>
-              <w:bottom w:type="dxa" w:w="60"/>
-              <w:right w:type="dxa" w:w="100"/>
-            </w:tcMar>
-          </w:tcPr>
-          <w:p>
-            <w:r>
-              <w:rPr>
-                <w:rFonts w:ascii="Calibri" w:cs="Calibri" w:eastAsia="Calibri" w:hAnsi="Calibri"/>
-                <w:sz w:val="18"/>
-                <w:szCs w:val="18"/>
-              </w:rPr>
-              <w:t xml:space="preserve">Gateway also terminates TLS</w:t>
+            <w:tcW w:type="dxa" w:w="2078"/>
+            <w:tcBorders>
+              <w:top w:val="single" w:color="BFBFBF" w:sz="4"/>
+              <w:left w:val="single" w:color="BFBFBF" w:sz="4"/>
+              <w:bottom w:val="single" w:color="BFBFBF" w:sz="4"/>
+              <w:right w:val="single" w:color="BFBFBF" w:sz="4"/>
+            </w:tcBorders>
+            <w:tcMar>
+              <w:top w:type="dxa" w:w="60"/>
+              <w:left w:type="dxa" w:w="100"/>
+              <w:bottom w:type="dxa" w:w="60"/>
+              <w:right w:type="dxa" w:w="100"/>
+            </w:tcMar>
+          </w:tcPr>
+          <w:p>
+            <w:r>
+              <w:rPr>
+                <w:rFonts w:ascii="Calibri" w:cs="Calibri" w:eastAsia="Calibri" w:hAnsi="Calibri"/>
+                <w:sz w:val="18"/>
+                <w:szCs w:val="18"/>
+              </w:rPr>
+              <w:t xml:space="preserve">SE-1, SE-4, SE-5, UI-5</w:t>
+            </w:r>
+          </w:p>
+        </w:tc>
+        <w:tc>
+          <w:tcPr>
+            <w:tcW w:type="dxa" w:w="3781"/>
+            <w:tcBorders>
+              <w:top w:val="single" w:color="BFBFBF" w:sz="4"/>
+              <w:left w:val="single" w:color="BFBFBF" w:sz="4"/>
+              <w:bottom w:val="single" w:color="BFBFBF" w:sz="4"/>
+              <w:right w:val="single" w:color="BFBFBF" w:sz="4"/>
+            </w:tcBorders>
+            <w:tcMar>
+              <w:top w:type="dxa" w:w="60"/>
+              <w:left w:type="dxa" w:w="100"/>
+              <w:bottom w:type="dxa" w:w="60"/>
+              <w:right w:type="dxa" w:w="100"/>
+            </w:tcMar>
+          </w:tcPr>
+          <w:p>
+            <w:r>
+              <w:rPr>
+                <w:rFonts w:ascii="Calibri" w:cs="Calibri" w:eastAsia="Calibri" w:hAnsi="Calibri"/>
+                <w:sz w:val="18"/>
+                <w:szCs w:val="18"/>
+              </w:rPr>
+              <w:t xml:space="preserve">Gateway also terminates TLS; the UI logs in through it</w:t>
             </w:r>
           </w:p>
         </w:tc>
@@ -8532,7 +9618,7 @@
       <w:tr>
         <w:tc>
           <w:tcPr>
-            <w:tcW w:type="dxa" w:w="4015"/>
+            <w:tcW w:type="dxa" w:w="3779"/>
             <w:tcBorders>
               <w:top w:val="single" w:color="BFBFBF" w:sz="4"/>
               <w:left w:val="single" w:color="BFBFBF" w:sz="4"/>
@@ -8559,7 +9645,7 @@
         </w:tc>
         <w:tc>
           <w:tcPr>
-            <w:tcW w:type="dxa" w:w="1606"/>
+            <w:tcW w:type="dxa" w:w="2078"/>
             <w:tcBorders>
               <w:top w:val="single" w:color="BFBFBF" w:sz="4"/>
               <w:left w:val="single" w:color="BFBFBF" w:sz="4"/>
@@ -8586,7 +9672,7 @@
         </w:tc>
         <w:tc>
           <w:tcPr>
-            <w:tcW w:type="dxa" w:w="4017"/>
+            <w:tcW w:type="dxa" w:w="3781"/>
             <w:tcBorders>
               <w:top w:val="single" w:color="BFBFBF" w:sz="4"/>
               <w:left w:val="single" w:color="BFBFBF" w:sz="4"/>
@@ -8615,7 +9701,7 @@
       <w:tr>
         <w:tc>
           <w:tcPr>
-            <w:tcW w:type="dxa" w:w="4015"/>
+            <w:tcW w:type="dxa" w:w="3779"/>
             <w:tcBorders>
               <w:top w:val="single" w:color="BFBFBF" w:sz="4"/>
               <w:left w:val="single" w:color="BFBFBF" w:sz="4"/>
@@ -8642,7 +9728,7 @@
         </w:tc>
         <w:tc>
           <w:tcPr>
-            <w:tcW w:type="dxa" w:w="1606"/>
+            <w:tcW w:type="dxa" w:w="2078"/>
             <w:tcBorders>
               <w:top w:val="single" w:color="BFBFBF" w:sz="4"/>
               <w:left w:val="single" w:color="BFBFBF" w:sz="4"/>
@@ -8669,7 +9755,7 @@
         </w:tc>
         <w:tc>
           <w:tcPr>
-            <w:tcW w:type="dxa" w:w="4017"/>
+            <w:tcW w:type="dxa" w:w="3781"/>
             <w:tcBorders>
               <w:top w:val="single" w:color="BFBFBF" w:sz="4"/>
               <w:left w:val="single" w:color="BFBFBF" w:sz="4"/>
@@ -8698,7 +9784,7 @@
       <w:tr>
         <w:tc>
           <w:tcPr>
-            <w:tcW w:type="dxa" w:w="4015"/>
+            <w:tcW w:type="dxa" w:w="3779"/>
             <w:tcBorders>
               <w:top w:val="single" w:color="BFBFBF" w:sz="4"/>
               <w:left w:val="single" w:color="BFBFBF" w:sz="4"/>
@@ -8725,7 +9811,7 @@
         </w:tc>
         <w:tc>
           <w:tcPr>
-            <w:tcW w:type="dxa" w:w="1606"/>
+            <w:tcW w:type="dxa" w:w="2078"/>
             <w:tcBorders>
               <w:top w:val="single" w:color="BFBFBF" w:sz="4"/>
               <w:left w:val="single" w:color="BFBFBF" w:sz="4"/>
@@ -8752,7 +9838,7 @@
         </w:tc>
         <w:tc>
           <w:tcPr>
-            <w:tcW w:type="dxa" w:w="4017"/>
+            <w:tcW w:type="dxa" w:w="3781"/>
             <w:tcBorders>
               <w:top w:val="single" w:color="BFBFBF" w:sz="4"/>
               <w:left w:val="single" w:color="BFBFBF" w:sz="4"/>
@@ -8781,7 +9867,7 @@
       <w:tr>
         <w:tc>
           <w:tcPr>
-            <w:tcW w:type="dxa" w:w="4015"/>
+            <w:tcW w:type="dxa" w:w="3779"/>
             <w:tcBorders>
               <w:top w:val="single" w:color="BFBFBF" w:sz="4"/>
               <w:left w:val="single" w:color="BFBFBF" w:sz="4"/>
@@ -8817,7 +9903,7 @@
         </w:tc>
         <w:tc>
           <w:tcPr>
-            <w:tcW w:type="dxa" w:w="1606"/>
+            <w:tcW w:type="dxa" w:w="2078"/>
             <w:tcBorders>
               <w:top w:val="single" w:color="BFBFBF" w:sz="4"/>
               <w:left w:val="single" w:color="BFBFBF" w:sz="4"/>
@@ -8844,7 +9930,7 @@
         </w:tc>
         <w:tc>
           <w:tcPr>
-            <w:tcW w:type="dxa" w:w="4017"/>
+            <w:tcW w:type="dxa" w:w="3781"/>
             <w:tcBorders>
               <w:top w:val="single" w:color="BFBFBF" w:sz="4"/>
               <w:left w:val="single" w:color="BFBFBF" w:sz="4"/>
@@ -8882,7 +9968,7 @@
       <w:tr>
         <w:tc>
           <w:tcPr>
-            <w:tcW w:type="dxa" w:w="4015"/>
+            <w:tcW w:type="dxa" w:w="3779"/>
             <w:tcBorders>
               <w:top w:val="single" w:color="BFBFBF" w:sz="4"/>
               <w:left w:val="single" w:color="BFBFBF" w:sz="4"/>
@@ -8909,7 +9995,7 @@
         </w:tc>
         <w:tc>
           <w:tcPr>
-            <w:tcW w:type="dxa" w:w="1606"/>
+            <w:tcW w:type="dxa" w:w="2078"/>
             <w:tcBorders>
               <w:top w:val="single" w:color="BFBFBF" w:sz="4"/>
               <w:left w:val="single" w:color="BFBFBF" w:sz="4"/>
@@ -8936,7 +10022,7 @@
         </w:tc>
         <w:tc>
           <w:tcPr>
-            <w:tcW w:type="dxa" w:w="4017"/>
+            <w:tcW w:type="dxa" w:w="3781"/>
             <w:tcBorders>
               <w:top w:val="single" w:color="BFBFBF" w:sz="4"/>
               <w:left w:val="single" w:color="BFBFBF" w:sz="4"/>
@@ -8965,7 +10051,7 @@
       <w:tr>
         <w:tc>
           <w:tcPr>
-            <w:tcW w:type="dxa" w:w="4015"/>
+            <w:tcW w:type="dxa" w:w="3779"/>
             <w:tcBorders>
               <w:top w:val="single" w:color="BFBFBF" w:sz="4"/>
               <w:left w:val="single" w:color="BFBFBF" w:sz="4"/>
@@ -8992,7 +10078,7 @@
         </w:tc>
         <w:tc>
           <w:tcPr>
-            <w:tcW w:type="dxa" w:w="1606"/>
+            <w:tcW w:type="dxa" w:w="2078"/>
             <w:tcBorders>
               <w:top w:val="single" w:color="BFBFBF" w:sz="4"/>
               <w:left w:val="single" w:color="BFBFBF" w:sz="4"/>
@@ -9019,7 +10105,7 @@
         </w:tc>
         <w:tc>
           <w:tcPr>
-            <w:tcW w:type="dxa" w:w="4017"/>
+            <w:tcW w:type="dxa" w:w="3781"/>
             <w:tcBorders>
               <w:top w:val="single" w:color="BFBFBF" w:sz="4"/>
               <w:left w:val="single" w:color="BFBFBF" w:sz="4"/>
@@ -9055,14 +10141,14 @@
       <w:pPr>
         <w:pStyle w:val="Heading2"/>
       </w:pPr>
-      <w:bookmarkStart w:name="_Toc12" w:id="12"/>
+      <w:bookmarkStart w:name="_Toc13" w:id="13"/>
       <w:r>
         <w:rPr>
           <w:rFonts w:ascii="Calibri" w:cs="Calibri" w:eastAsia="Calibri" w:hAnsi="Calibri"/>
         </w:rPr>
         <w:t xml:space="preserve">P2 — scale and resilience</w:t>
       </w:r>
-      <w:bookmarkEnd w:id="12"/>
+      <w:bookmarkEnd w:id="13"/>
     </w:p>
     <w:tbl>
       <w:tblPr>
@@ -9718,14 +10804,14 @@
       <w:pPr>
         <w:pStyle w:val="Heading2"/>
       </w:pPr>
-      <w:bookmarkStart w:name="_Toc13" w:id="13"/>
+      <w:bookmarkStart w:name="_Toc14" w:id="14"/>
       <w:r>
         <w:rPr>
           <w:rFonts w:ascii="Calibri" w:cs="Calibri" w:eastAsia="Calibri" w:hAnsi="Calibri"/>
         </w:rPr>
         <w:t xml:space="preserve">P3 — refinements</w:t>
       </w:r>
-      <w:bookmarkEnd w:id="13"/>
+      <w:bookmarkEnd w:id="14"/>
     </w:p>
     <w:p>
       <w:pPr>
@@ -9735,21 +10821,21 @@
         <w:rPr>
           <w:rFonts w:ascii="Calibri" w:cs="Calibri" w:eastAsia="Calibri" w:hAnsi="Calibri"/>
         </w:rPr>
-        <w:t xml:space="preserve">Keyset paging (SC-6) · circuit breakers (RE-8) · maximum job age (RE-4) · runtime log levels (LG-4) · API versioning (API-2) · webhooks (API-4) · load and chaos tests in CI (SC-7, OP-4) · 503 mapping in the Audit Service (RE-7) · private setters / persistence model (ST-4) · central configuration (OP-5).</w:t>
+        <w:t xml:space="preserve">Angular upgrade and browser end-to-end tests (UI-1, UI-2) · UI image built in CI (UI-3) · keyset paging (SC-6) · circuit breakers (RE-8) · maximum job age (RE-4) · runtime log levels (LG-4) · API versioning (API-2) · webhooks (API-4) · load and chaos tests in CI (SC-7, OP-4) · 503 mapping in the Audit Service (RE-7) · private setters / persistence model (ST-4) · central configuration (OP-5).</w:t>
       </w:r>
     </w:p>
     <w:p>
       <w:pPr>
         <w:pStyle w:val="Heading1"/>
       </w:pPr>
-      <w:bookmarkStart w:name="_Toc14" w:id="14"/>
+      <w:bookmarkStart w:name="_Toc15" w:id="15"/>
       <w:r>
         <w:rPr>
           <w:rFonts w:ascii="Calibri" w:cs="Calibri" w:eastAsia="Calibri" w:hAnsi="Calibri"/>
         </w:rPr>
         <w:t xml:space="preserve">4. Why the current design makes these steps cheap</w:t>
       </w:r>
-      <w:bookmarkEnd w:id="14"/>
+      <w:bookmarkEnd w:id="15"/>
     </w:p>
     <w:tbl>
       <w:tblPr>
@@ -10251,14 +11337,14 @@
       <w:pPr>
         <w:pStyle w:val="Heading1"/>
       </w:pPr>
-      <w:bookmarkStart w:name="_Toc15" w:id="15"/>
+      <w:bookmarkStart w:name="_Toc16" w:id="16"/>
       <w:r>
         <w:rPr>
           <w:rFonts w:ascii="Calibri" w:cs="Calibri" w:eastAsia="Calibri" w:hAnsi="Calibri"/>
         </w:rPr>
         <w:t xml:space="preserve">5. Tests for this section</w:t>
       </w:r>
-      <w:bookmarkEnd w:id="15"/>
+      <w:bookmarkEnd w:id="16"/>
     </w:p>
     <w:p>
       <w:pPr>
@@ -10389,14 +11475,14 @@
       <w:pPr>
         <w:pStyle w:val="Heading2"/>
       </w:pPr>
-      <w:bookmarkStart w:name="_Toc16" w:id="16"/>
+      <w:bookmarkStart w:name="_Toc17" w:id="17"/>
       <w:r>
         <w:rPr>
           <w:rFonts w:ascii="Calibri" w:cs="Calibri" w:eastAsia="Calibri" w:hAnsi="Calibri"/>
         </w:rPr>
         <w:t xml:space="preserve">5.1 What is verified</w:t>
       </w:r>
-      <w:bookmarkEnd w:id="16"/>
+      <w:bookmarkEnd w:id="17"/>
     </w:p>
     <w:tbl>
       <w:tblPr>
@@ -11386,14 +12472,14 @@
       <w:pPr>
         <w:pStyle w:val="Heading2"/>
       </w:pPr>
-      <w:bookmarkStart w:name="_Toc17" w:id="17"/>
+      <w:bookmarkStart w:name="_Toc18" w:id="18"/>
       <w:r>
         <w:rPr>
           <w:rFonts w:ascii="Calibri" w:cs="Calibri" w:eastAsia="Calibri" w:hAnsi="Calibri"/>
         </w:rPr>
         <w:t xml:space="preserve">5.2 Automated tests</w:t>
       </w:r>
-      <w:bookmarkEnd w:id="17"/>
+      <w:bookmarkEnd w:id="18"/>
     </w:p>
     <w:tbl>
       <w:tblPr>
